--- a/Chinedu_Ezeofor_Resume_Automation.docx
+++ b/Chinedu_Ezeofor_Resume_Automation.docx
@@ -56,7 +56,7 @@
         <w:spacing w:after="60"/>
       </w:pPr>
       <w:r>
-        <w:t>I build automations and wire AI into the tools people already use - Make.com and n8n workflows, the OpenAI API connected to spreadsheets, no-code databases behind them. I also run the infrastructure underneath: DNS and email authentication for my own domain, a site on Vercel, and a self-hosted mail server I'm currently configuring. My day job is IT support for a healthcare client, which is where I learned to work inside someone else's constraints and document what I hand off.</w:t>
+        <w:t>I build automations and wire AI into the tools people already use - Make.com and n8n workflows, the OpenAI API connected to spreadsheets, no-code databases behind them. I run the infrastructure underneath too: DNS and email authentication (MX, SPF, DKIM) for my own domain, a site on Vercel, and a self-hosted Stalwart mail server. My day job is enterprise IT support for a healthcare client - Active Directory provisioning, Microsoft 365, and ticket ownership in FreshService - so I work in documented process on systems a thousand people depend on.</w:t>
       </w:r>
     </w:p>
     <w:p>
